--- a/downloads/documents/04 Units/Unit 05 - Apparel and Textile Production and Design - Make It, Mend It, Wear It/Lesson 05.03 - Fibers Natural and Manufactured.docx
+++ b/downloads/documents/04 Units/Unit 05 - Apparel and Textile Production and Design - Make It, Mend It, Wear It/Lesson 05.03 - Fibers Natural and Manufactured.docx
@@ -349,7 +349,7 @@
         <w:t xml:space="preserve">Vocabulary 05.md</w:t>
       </w:r>
       <w:r>
-        <w:t xml:space="preserve">) for Turkish, Portuguese, and Spanish.</w:t>
+        <w:t xml:space="preserve">) for Spanish.</w:t>
       </w:r>
     </w:p>
     <w:p>
@@ -1159,7 +1159,7 @@
         <w:pStyle w:val="Compact"/>
       </w:pPr>
       <w:r>
-        <w:t xml:space="preserve">ELL: the six swatches are the vocabulary; a student can point and use one word (rough, smooth, wet, back) instead of a sentence. The handout’s test columns are checkboxes and circles, not writing. The word bank on the handout carries fiber, natural, manufactured, absorb, stretch, wrinkle, warm in Turkish, Portuguese, and Spanish (see</w:t>
+        <w:t xml:space="preserve">ELL: the six swatches are the vocabulary; a student can point and use one word (rough, smooth, wet, back) instead of a sentence. The handout’s test columns are checkboxes and circles, not writing. The word bank on the handout carries fiber, natural, manufactured, absorb, stretch, wrinkle, warm in Spanish (see</w:t>
       </w:r>
       <w:r>
         <w:t xml:space="preserve"> </w:t>
@@ -1758,7 +1758,7 @@
     <w:sectPr>
       <w:headerReference w:type="default" r:id="rId9"/>
       <w:pgSz w:w="12240" w:h="15840"/>
-      <w:pgMar w:top="1440" w:bottom="1440" w:left="1440" w:right="1440" w:header="504"/>
+      <w:pgMar w:top="1296" w:bottom="1296" w:left="1296" w:right="1296" w:header="504"/>
     </w:sectPr>
   </w:body>
 </w:document>
